--- a/DOC-003 - Project Scope - v0.2.docx
+++ b/DOC-003 - Project Scope - v0.2.docx
@@ -196,15 +196,8 @@
             </w:tcMar>
           </w:tcPr>
           <w:p>
-            <w:pPr>
-              <w:spacing w:after="20" w:before="20"/>
-            </w:pPr>
-            <w:r>
-              <w:rPr>
-                <w:b/>
-                <w:bCs/>
-              </w:rPr>
-              <w:t xml:space="preserve">0.2 DRAFT</w:t>
+            <w:r>
+              <w:t>v0.2 — APPROVED</w:t>
             </w:r>
           </w:p>
         </w:tc>
@@ -356,15 +349,8 @@
             </w:tcMar>
           </w:tcPr>
           <w:p>
-            <w:pPr>
-              <w:spacing w:after="20" w:before="20"/>
-            </w:pPr>
-            <w:r>
-              <w:rPr>
-                <w:b/>
-                <w:bCs/>
-              </w:rPr>
-              <w:t xml:space="preserve">Services.NET Phase 1 Audit — Approved</w:t>
+            <w:r>
+              <w:t>Services.NET Phase 1 Audit — Approved; Services.NET segunda revisão formal da Fase 1 v0.2</w:t>
             </w:r>
           </w:p>
         </w:tc>
@@ -468,15 +454,8 @@
             </w:tcMar>
           </w:tcPr>
           <w:p>
-            <w:pPr>
-              <w:spacing w:after="20" w:before="20"/>
-            </w:pPr>
-            <w:r>
-              <w:rPr>
-                <w:b/>
-                <w:bCs/>
-              </w:rPr>
-              <w:t xml:space="preserve">Aguardando segunda revisão formal da Services.NET</w:t>
+            <w:r>
+              <w:t>APPROVED WITH OPEN ACTIONS — Fase 1 v0.2 aprovada formalmente pela Services.NET em 22/09/2026. A Fase 2 não foi iniciada.</w:t>
             </w:r>
           </w:p>
         </w:tc>
